--- a/drafts/3SL_Ch11_Voice_Test_v2.docx
+++ b/drafts/3SL_Ch11_Voice_Test_v2.docx
@@ -945,7 +945,7 @@
         <w:t xml:space="preserve">“</w:t>
       </w:r>
       <w:r>
-        <w:t xml:space="preserve">Jude tested one like this this morning,</w:t>
+        <w:t xml:space="preserve">Jude tested one like it this morning,</w:t>
       </w:r>
       <w:r>
         <w:t xml:space="preserve">”</w:t>
